--- a/Sender Gmail Emails/html.docx
+++ b/Sender Gmail Emails/html.docx
@@ -30,31 +30,7 @@
     </w:p>
     <w:p>
       <w:r>
-        <w:t>&lt;</w:t>
-      </w:r>
-      <w:proofErr w:type="spellStart"/>
-      <w:r>
-        <w:t>html</w:t>
-      </w:r>
-      <w:proofErr w:type="spellEnd"/>
-      <w:r>
-        <w:t xml:space="preserve"> </w:t>
-      </w:r>
-      <w:proofErr w:type="spellStart"/>
-      <w:r>
-        <w:t>lang</w:t>
-      </w:r>
-      <w:proofErr w:type="spellEnd"/>
-      <w:r>
-        <w:t xml:space="preserve">="es" </w:t>
-      </w:r>
-      <w:proofErr w:type="spellStart"/>
-      <w:r>
-        <w:t>xmlns</w:t>
-      </w:r>
-      <w:proofErr w:type="spellEnd"/>
-      <w:r>
-        <w:t>="http://www.w3.org/1999/xhtml"&gt;</w:t>
+        <w:t>&lt;html lang="es" xmlns="http://www.w3.org/1999/xhtml"&gt;</w:t>
       </w:r>
     </w:p>
     <w:p>
@@ -506,7 +482,19 @@
         <w:rPr>
           <w:lang w:val="en-US"/>
         </w:rPr>
-        <w:t>{}</w:t>
+        <w:t>{</w:t>
+      </w:r>
+      <w:r>
+        <w:rPr>
+          <w:lang w:val="en-US"/>
+        </w:rPr>
+        <w:t>{ Nombre }</w:t>
+      </w:r>
+      <w:r>
+        <w:rPr>
+          <w:lang w:val="en-US"/>
+        </w:rPr>
+        <w:t>}</w:t>
       </w:r>
     </w:p>
     <w:p>
@@ -582,47 +570,13 @@
       </w:r>
     </w:p>
     <w:p>
-      <w:proofErr w:type="spellStart"/>
-      <w:r>
-        <w:t>Aqui</w:t>
-      </w:r>
-      <w:proofErr w:type="spellEnd"/>
-      <w:r>
-        <w:t xml:space="preserve"> la mesa directiva del </w:t>
-      </w:r>
-      <w:proofErr w:type="spellStart"/>
-      <w:r>
-        <w:t>capÃƒtulo</w:t>
-      </w:r>
-      <w:proofErr w:type="spellEnd"/>
-      <w:r>
-        <w:t xml:space="preserve"> estudiantil te queremos invitar a nuestro futuro grupo de trabajo. Nuestro grupo </w:t>
-      </w:r>
-      <w:proofErr w:type="spellStart"/>
-      <w:proofErr w:type="gramStart"/>
-      <w:r>
-        <w:t>estÃƒÂ</w:t>
-      </w:r>
-      <w:proofErr w:type="spellEnd"/>
-      <w:r>
-        <w:t>¡ contento</w:t>
-      </w:r>
-      <w:proofErr w:type="gramEnd"/>
-      <w:r>
-        <w:t xml:space="preserve"> de su futura participaciÃƒÂ³n.</w:t>
-      </w:r>
-    </w:p>
-    <w:p>
-      <w:r>
-        <w:t>&lt;/</w:t>
-      </w:r>
-      <w:proofErr w:type="spellStart"/>
-      <w:r>
-        <w:t>div</w:t>
-      </w:r>
-      <w:proofErr w:type="spellEnd"/>
-      <w:r>
-        <w:t>&gt;</w:t>
+      <w:r>
+        <w:t>Aqui la mesa directiva del capÃƒtulo estudiantil te queremos invitar a nuestro futuro grupo de trabajo. Nuestro grupo estÃƒÂ¡ contento de su futura participaciÃƒÂ³n.</w:t>
+      </w:r>
+    </w:p>
+    <w:p>
+      <w:r>
+        <w:t>&lt;/div&gt;</w:t>
       </w:r>
     </w:p>
     <w:p>
@@ -784,15 +738,7 @@
     </w:p>
     <w:p>
       <w:r>
-        <w:t xml:space="preserve">&lt;p&gt;Asimismo, la Sociedad Mexicana de Ciencia y </w:t>
-      </w:r>
-      <w:proofErr w:type="spellStart"/>
-      <w:r>
-        <w:t>TecnologÃƒa</w:t>
-      </w:r>
-      <w:proofErr w:type="spellEnd"/>
-      <w:r>
-        <w:t xml:space="preserve"> de Superficies y Materiales se complace en invitarte al&lt;/p&gt;</w:t>
+        <w:t>&lt;p&gt;Asimismo, la Sociedad Mexicana de Ciencia y TecnologÃƒa de Superficies y Materiales se complace en invitarte al&lt;/p&gt;</w:t>
       </w:r>
     </w:p>
     <w:p>
@@ -836,81 +782,28 @@
     </w:p>
     <w:p>
       <w:r>
-        <w:t>&lt;p&gt;</w:t>
-      </w:r>
-      <w:proofErr w:type="spellStart"/>
-      <w:proofErr w:type="gramStart"/>
-      <w:r>
-        <w:t>SerÃƒÂ</w:t>
-      </w:r>
-      <w:proofErr w:type="spellEnd"/>
-      <w:r>
-        <w:t>¡ un</w:t>
-      </w:r>
-      <w:proofErr w:type="gramEnd"/>
-      <w:r>
-        <w:t xml:space="preserve"> placer contar con tu </w:t>
-      </w:r>
-      <w:proofErr w:type="gramStart"/>
-      <w:r>
-        <w:t>presencia.&lt;</w:t>
-      </w:r>
-      <w:proofErr w:type="gramEnd"/>
-      <w:r>
-        <w:t>/p&gt;</w:t>
-      </w:r>
-    </w:p>
-    <w:p>
-      <w:r>
-        <w:t>&lt;/</w:t>
-      </w:r>
-      <w:proofErr w:type="spellStart"/>
-      <w:r>
-        <w:t>div</w:t>
-      </w:r>
-      <w:proofErr w:type="spellEnd"/>
-      <w:r>
-        <w:t>&gt;</w:t>
-      </w:r>
-    </w:p>
-    <w:p>
-      <w:r>
-        <w:t>&lt;/</w:t>
-      </w:r>
-      <w:proofErr w:type="spellStart"/>
-      <w:r>
-        <w:t>td</w:t>
-      </w:r>
-      <w:proofErr w:type="spellEnd"/>
-      <w:r>
-        <w:t>&gt;</w:t>
-      </w:r>
-    </w:p>
-    <w:p>
-      <w:r>
-        <w:t>&lt;/</w:t>
-      </w:r>
-      <w:proofErr w:type="spellStart"/>
-      <w:r>
-        <w:t>tr</w:t>
-      </w:r>
-      <w:proofErr w:type="spellEnd"/>
-      <w:r>
-        <w:t>&gt;</w:t>
+        <w:t>&lt;p&gt;SerÃƒÂ¡ un placer contar con tu presencia.&lt;/p&gt;</w:t>
+      </w:r>
+    </w:p>
+    <w:p>
+      <w:r>
+        <w:t>&lt;/div&gt;</w:t>
+      </w:r>
+    </w:p>
+    <w:p>
+      <w:r>
+        <w:t>&lt;/td&gt;</w:t>
+      </w:r>
+    </w:p>
+    <w:p>
+      <w:r>
+        <w:t>&lt;/tr&gt;</w:t>
       </w:r>
     </w:p>
     <w:p/>
     <w:p>
       <w:r>
-        <w:t>&lt;</w:t>
-      </w:r>
-      <w:proofErr w:type="spellStart"/>
-      <w:r>
-        <w:t>tr</w:t>
-      </w:r>
-      <w:proofErr w:type="spellEnd"/>
-      <w:r>
-        <w:t>&gt;</w:t>
+        <w:t>&lt;tr&gt;</w:t>
       </w:r>
     </w:p>
     <w:p>
@@ -924,21 +817,7 @@
           <w:lang w:val="en-US"/>
         </w:rPr>
         <w:lastRenderedPageBreak/>
-        <w:t xml:space="preserve">&lt;td </w:t>
-      </w:r>
-      <w:proofErr w:type="gramStart"/>
-      <w:r>
-        <w:rPr>
-          <w:lang w:val="en-US"/>
-        </w:rPr>
-        <w:t>align</w:t>
-      </w:r>
-      <w:proofErr w:type="gramEnd"/>
-      <w:r>
-        <w:rPr>
-          <w:lang w:val="en-US"/>
-        </w:rPr>
-        <w:t>="center" style="padding:11px 11px 2px;"&gt;</w:t>
+        <w:t>&lt;td align="center" style="padding:11px 11px 2px;"&gt;</w:t>
       </w:r>
     </w:p>
     <w:p>
@@ -969,39 +848,7 @@
     </w:p>
     <w:p>
       <w:r>
-        <w:t xml:space="preserve">&lt;p&gt;Av. Instituto </w:t>
-      </w:r>
-      <w:proofErr w:type="spellStart"/>
-      <w:r>
-        <w:t>PolitÃƒÂ</w:t>
-      </w:r>
-      <w:proofErr w:type="spellEnd"/>
-      <w:r>
-        <w:t>(C)</w:t>
-      </w:r>
-      <w:proofErr w:type="spellStart"/>
-      <w:r>
-        <w:t>cnico</w:t>
-      </w:r>
-      <w:proofErr w:type="spellEnd"/>
-      <w:r>
-        <w:t xml:space="preserve"> Nacional 2508, </w:t>
-      </w:r>
-      <w:proofErr w:type="spellStart"/>
-      <w:r>
-        <w:t>Mexico</w:t>
-      </w:r>
-      <w:proofErr w:type="spellEnd"/>
-      <w:r>
-        <w:t xml:space="preserve"> City, </w:t>
-      </w:r>
-      <w:proofErr w:type="spellStart"/>
-      <w:r>
-        <w:t>Mexico</w:t>
-      </w:r>
-      <w:proofErr w:type="spellEnd"/>
-      <w:r>
-        <w:t>&lt;/p&gt;</w:t>
+        <w:t>&lt;p&gt;Av. Instituto PolitÃƒÂ(C)cnico Nacional 2508, Mexico City, Mexico&lt;/p&gt;</w:t>
       </w:r>
     </w:p>
     <w:p>
@@ -1798,15 +1645,7 @@
     </w:p>
     <w:p>
       <w:r>
-        <w:t>&lt;/</w:t>
-      </w:r>
-      <w:proofErr w:type="spellStart"/>
-      <w:r>
-        <w:t>html</w:t>
-      </w:r>
-      <w:proofErr w:type="spellEnd"/>
-      <w:r>
-        <w:t>&gt;</w:t>
+        <w:t>&lt;/html&gt;</w:t>
       </w:r>
     </w:p>
     <w:p>
@@ -2431,6 +2270,7 @@
   <w:style w:type="character" w:default="1" w:styleId="DefaultParagraphFont">
     <w:name w:val="Default Paragraph Font"/>
     <w:uiPriority w:val="1"/>
+    <w:semiHidden/>
     <w:unhideWhenUsed/>
   </w:style>
   <w:style w:type="table" w:default="1" w:styleId="TableNormal">
